--- a/КП.ПояснительнаяЗаписка.Махалкина.docx
+++ b/КП.ПояснительнаяЗаписка.Махалкина.docx
@@ -605,7 +605,15 @@
               <w:sz w:val="28"/>
               <w:szCs w:val="28"/>
             </w:rPr>
-            <w:t>СОДЕРЖАНИЕ</w:t>
+            <w:t>С</w:t>
+          </w:r>
+          <w:r>
+            <w:rPr>
+              <w:rFonts w:cs="Times New Roman"/>
+              <w:sz w:val="28"/>
+              <w:szCs w:val="28"/>
+            </w:rPr>
+            <w:t>одержание</w:t>
           </w:r>
         </w:p>
         <w:p>
@@ -759,7 +767,18 @@
                 <w:szCs w:val="28"/>
                 <w:u w:val="none"/>
               </w:rPr>
-              <w:t>1. АНАЛИЗ ПРЕДМЕТНОЙ ОБЛАСТИ</w:t>
+              <w:t>1. А</w:t>
+            </w:r>
+            <w:r>
+              <w:rPr>
+                <w:rStyle w:val="af2"/>
+                <w:rFonts w:ascii="Times New Roman" w:hAnsi="Times New Roman" w:cs="Times New Roman"/>
+                <w:noProof/>
+                <w:sz w:val="28"/>
+                <w:szCs w:val="28"/>
+                <w:u w:val="none"/>
+              </w:rPr>
+              <w:t>нализ предметногй области</w:t>
             </w:r>
             <w:r>
               <w:rPr>
@@ -1259,7 +1278,18 @@
                 <w:szCs w:val="28"/>
                 <w:u w:val="none"/>
               </w:rPr>
-              <w:t>2. ФУНКЦИОНАЛЬНАЯ МОДЕЛЬ ПРЕДМЕТНОЙ ОБЛАСТИ</w:t>
+              <w:t>2. Ф</w:t>
+            </w:r>
+            <w:r>
+              <w:rPr>
+                <w:rStyle w:val="af2"/>
+                <w:rFonts w:ascii="Times New Roman" w:hAnsi="Times New Roman" w:cs="Times New Roman"/>
+                <w:noProof/>
+                <w:sz w:val="28"/>
+                <w:szCs w:val="28"/>
+                <w:u w:val="none"/>
+              </w:rPr>
+              <w:t>ункциональная модель предметной области</w:t>
             </w:r>
             <w:r>
               <w:rPr>
@@ -1694,7 +1724,18 @@
                 <w:szCs w:val="28"/>
                 <w:u w:val="none"/>
               </w:rPr>
-              <w:t>3. ПРОЕКТИРОВАНИЕ ИНФОРМАЦИОННОЙ СИСТЕМЫ</w:t>
+              <w:t xml:space="preserve">3. </w:t>
+            </w:r>
+            <w:r>
+              <w:rPr>
+                <w:rStyle w:val="af2"/>
+                <w:rFonts w:ascii="Times New Roman" w:hAnsi="Times New Roman" w:cs="Times New Roman"/>
+                <w:noProof/>
+                <w:sz w:val="28"/>
+                <w:szCs w:val="28"/>
+                <w:u w:val="none"/>
+              </w:rPr>
+              <w:t>Проектирование информационной системы</w:t>
             </w:r>
             <w:r>
               <w:rPr>
@@ -2294,7 +2335,18 @@
                 <w:szCs w:val="28"/>
                 <w:u w:val="none"/>
               </w:rPr>
-              <w:t>4. РАЗРАБОТКА БАЗЫ ДАННЫХ ИС</w:t>
+              <w:t>4. Р</w:t>
+            </w:r>
+            <w:r>
+              <w:rPr>
+                <w:rStyle w:val="af2"/>
+                <w:rFonts w:ascii="Times New Roman" w:hAnsi="Times New Roman" w:cs="Times New Roman"/>
+                <w:noProof/>
+                <w:sz w:val="28"/>
+                <w:szCs w:val="28"/>
+                <w:u w:val="none"/>
+              </w:rPr>
+              <w:t>азработка базы данных ис</w:t>
             </w:r>
             <w:r>
               <w:rPr>
@@ -2875,7 +2927,18 @@
                 <w:szCs w:val="28"/>
                 <w:u w:val="none"/>
               </w:rPr>
-              <w:t>5. РАЗРАБОТКА ЭСКИЗНОГО ПРОЕКТА</w:t>
+              <w:t>5.</w:t>
+            </w:r>
+            <w:r>
+              <w:rPr>
+                <w:rStyle w:val="af2"/>
+                <w:rFonts w:ascii="Times New Roman" w:hAnsi="Times New Roman" w:cs="Times New Roman"/>
+                <w:noProof/>
+                <w:sz w:val="28"/>
+                <w:szCs w:val="28"/>
+                <w:u w:val="none"/>
+              </w:rPr>
+              <w:t>Разработка эскизного проекта</w:t>
             </w:r>
             <w:r>
               <w:rPr>
